--- a/docs/Andrew Smithies CV 2026 DS.docx
+++ b/docs/Andrew Smithies CV 2026 DS.docx
@@ -8408,7 +8408,7 @@
             </w14:solidFill>
           </w14:textFill>
         </w:rPr>
-        <w:t>)</w:t>
+        <w:t xml:space="preserve"> to date)</w:t>
       </w:r>
       <w:r>
         <w:rPr>
@@ -8548,7 +8548,77 @@
             </w14:solidFill>
           </w14:textFill>
         </w:rPr>
-        <w:t>m a keen photographer &amp; darts player.</w:t>
+        <w:t>m a keen photographer &amp; darts player. I recently rediscovered my childhood passion for LEGO, and I</w:t>
+      </w:r>
+      <w:r>
+        <w:rPr>
+          <w:rFonts w:ascii="Arial" w:cs="Arial Unicode MS" w:hAnsi="Arial" w:eastAsia="Arial Unicode MS" w:hint="default"/>
+          <w:b w:val="0"/>
+          <w:bCs w:val="0"/>
+          <w:i w:val="0"/>
+          <w:iCs w:val="0"/>
+          <w:caps w:val="0"/>
+          <w:smallCaps w:val="0"/>
+          <w:strike w:val="0"/>
+          <w:dstrike w:val="0"/>
+          <w:outline w:val="0"/>
+          <w:color w:val="000000"/>
+          <w:spacing w:val="0"/>
+          <w:kern w:val="0"/>
+          <w:position w:val="0"/>
+          <w:sz w:val="22"/>
+          <w:szCs w:val="22"/>
+          <w:u w:val="none" w:color="000000"/>
+          <w:shd w:val="nil" w:color="auto" w:fill="auto"/>
+          <w:vertAlign w:val="baseline"/>
+          <w:rtl w:val="0"/>
+          <w:lang w:val="en-US"/>
+          <w14:textOutline w14:w="12700" w14:cap="flat">
+            <w14:noFill/>
+            <w14:miter w14:lim="400000"/>
+          </w14:textOutline>
+          <w14:textFill>
+            <w14:solidFill>
+              <w14:srgbClr w14:val="000000"/>
+            </w14:solidFill>
+          </w14:textFill>
+        </w:rPr>
+        <w:t>’</w:t>
+      </w:r>
+      <w:r>
+        <w:rPr>
+          <w:rFonts w:ascii="Arial" w:cs="Arial Unicode MS" w:hAnsi="Arial" w:eastAsia="Arial Unicode MS"/>
+          <w:b w:val="0"/>
+          <w:bCs w:val="0"/>
+          <w:i w:val="0"/>
+          <w:iCs w:val="0"/>
+          <w:caps w:val="0"/>
+          <w:smallCaps w:val="0"/>
+          <w:strike w:val="0"/>
+          <w:dstrike w:val="0"/>
+          <w:outline w:val="0"/>
+          <w:color w:val="000000"/>
+          <w:spacing w:val="0"/>
+          <w:kern w:val="0"/>
+          <w:position w:val="0"/>
+          <w:sz w:val="22"/>
+          <w:szCs w:val="22"/>
+          <w:u w:val="none" w:color="000000"/>
+          <w:shd w:val="nil" w:color="auto" w:fill="auto"/>
+          <w:vertAlign w:val="baseline"/>
+          <w:rtl w:val="0"/>
+          <w:lang w:val="en-US"/>
+          <w14:textOutline w14:w="12700" w14:cap="flat">
+            <w14:noFill/>
+            <w14:miter w14:lim="400000"/>
+          </w14:textOutline>
+          <w14:textFill>
+            <w14:solidFill>
+              <w14:srgbClr w14:val="000000"/>
+            </w14:solidFill>
+          </w14:textFill>
+        </w:rPr>
+        <w:t>m currently using it to build a model train layout.</w:t>
       </w:r>
     </w:p>
     <w:sectPr>

--- a/docs/Andrew Smithies CV 2026 DS.docx
+++ b/docs/Andrew Smithies CV 2026 DS.docx
@@ -538,7 +538,7 @@
           <w:rtl w:val="0"/>
           <w:lang w:val="en-US"/>
         </w:rPr>
-        <w:t>, Spark SQL</w:t>
+        <w:t>, TensorFlow, PySpark</w:t>
       </w:r>
       <w:r>
         <w:rPr>
@@ -553,7 +553,7 @@
           <w:rtl w:val="0"/>
           <w:lang w:val="en-US"/>
         </w:rPr>
-        <w:t>Visual Basic</w:t>
+        <w:t>VBA</w:t>
       </w:r>
     </w:p>
     <w:p>
@@ -591,7 +591,7 @@
           <w:rtl w:val="0"/>
           <w:lang w:val="en-US"/>
         </w:rPr>
-        <w:t>Access, actuarial software (ResQ, Arius, ASTRA, SolvencyTool)</w:t>
+        <w:t>Access, DAX, actuarial software (ResQ, Arius, ASTRA, SolvencyTool)</w:t>
       </w:r>
     </w:p>
     <w:p>
@@ -684,7 +684,7 @@
           <w:rtl w:val="0"/>
           <w:lang w:val="en-US"/>
         </w:rPr>
-        <w:t>s</w:t>
+        <w:t>s, Neural Networks</w:t>
       </w:r>
     </w:p>
     <w:p>
@@ -7668,7 +7668,23 @@
           <w:rtl w:val="0"/>
           <w:lang w:val="en-US"/>
         </w:rPr>
-        <w:t xml:space="preserve">  Extracting &amp; manipulating data using SQL. Application of statistical concepts such as hypothesis tests for measuring the effect of AB Tests.</w:t>
+        <w:t xml:space="preserve">  Extracting &amp; manipulating data using SQL. Application of statistical concepts such as hypothesis tests for measuring the effect of A</w:t>
+      </w:r>
+      <w:r>
+        <w:rPr>
+          <w:rFonts w:ascii="Arial" w:hAnsi="Arial"/>
+          <w:rtl w:val="0"/>
+          <w:lang w:val="en-US"/>
+        </w:rPr>
+        <w:t>/</w:t>
+      </w:r>
+      <w:r>
+        <w:rPr>
+          <w:rFonts w:ascii="Arial" w:hAnsi="Arial"/>
+          <w:rtl w:val="0"/>
+          <w:lang w:val="en-US"/>
+        </w:rPr>
+        <w:t>B Tests.</w:t>
       </w:r>
       <w:r>
         <w:rPr>
